--- a/PracticalLearning/Week 4 Intergration Testing/Lab 4A - Intro to Integration Testing.docx
+++ b/PracticalLearning/Week 4 Intergration Testing/Lab 4A - Intro to Integration Testing.docx
@@ -13,7 +13,6 @@
         <w:dataBinding w:prefixMappings="xmlns:ns0='http://purl.org/dc/elements/1.1/' xmlns:ns1='http://schemas.openxmlformats.org/package/2006/metadata/core-properties' " w:xpath="/ns1:coreProperties[1]/ns0:title[1]" w:storeItemID="{6C3C8BC8-F283-45AE-878A-BAB7291924A1}"/>
         <w:text/>
       </w:sdtPr>
-      <w:sdtEndPr/>
       <w:sdtContent>
         <w:p>
           <w:pPr>
@@ -56,8 +55,8 @@
           <w:noProof/>
         </w:rPr>
         <w:pict w14:anchorId="6D230592">
-          <v:group id="_x0000_s2168" style="position:absolute;margin-left:279.15pt;margin-top:5.8pt;width:233.2pt;height:116.25pt;z-index:251662336" coordorigin="6799,2498" coordsize="4664,2325">
-            <v:roundrect id="_x0000_s2065" style="position:absolute;left:7158;top:2498;width:4305;height:2325;visibility:visible;mso-wrap-style:square;v-text-anchor:top" arcsize="10923f" fillcolor="#ffe599 [1303]" stroked="f" strokeweight="1pt">
+          <v:group id="_x0000_s2050" alt="" style="position:absolute;margin-left:279.15pt;margin-top:5.8pt;width:233.2pt;height:116.25pt;z-index:251662336" coordorigin="6799,2498" coordsize="4664,2325">
+            <v:roundrect id="_x0000_s2051" alt="" style="position:absolute;left:7158;top:2498;width:4305;height:2325;visibility:visible;mso-wrap-style:square;v-text-anchor:top" arcsize="10923f" fillcolor="#ffe599 [1303]" stroked="f" strokeweight="1pt">
               <v:stroke joinstyle="miter"/>
               <v:textbox inset="16mm,0,1mm,0">
                 <w:txbxContent>
@@ -154,7 +153,7 @@
                 </w:txbxContent>
               </v:textbox>
             </v:roundrect>
-            <v:roundrect id="_x0000_s2066" style="position:absolute;left:6799;top:3236;width:850;height:850;visibility:visible;mso-wrap-style:square;v-text-anchor:middle" arcsize="10923f" fillcolor="#ffd966 [1943]" stroked="f" strokeweight="1pt">
+            <v:roundrect id="_x0000_s2052" alt="" style="position:absolute;left:6799;top:3236;width:850;height:850;visibility:visible;mso-wrap-style:square;v-text-anchor:middle" arcsize="10923f" fillcolor="#ffd966 [1943]" stroked="f" strokeweight="1pt">
               <v:stroke joinstyle="miter"/>
             </v:roundrect>
             <v:shapetype id="_x0000_t75" coordsize="21600,21600" o:spt="75" o:preferrelative="t" path="m@4@5l@4@11@9@11@9@5xe" filled="f" stroked="f">
@@ -176,7 +175,7 @@
               <v:path o:extrusionok="f" gradientshapeok="t" o:connecttype="rect"/>
               <o:lock v:ext="edit" aspectratio="t"/>
             </v:shapetype>
-            <v:shape id="_x0000_s2067" type="#_x0000_t75" alt="File:Octicons-key.svg - Wikimedia Commons" style="position:absolute;left:6864;top:3292;width:736;height:737;visibility:visible;mso-wrap-style:square" o:preferrelative="f">
+            <v:shape id="_x0000_s2053" type="#_x0000_t75" alt="" style="position:absolute;left:6864;top:3292;width:736;height:737;visibility:visible;mso-wrap-style:square" o:preferrelative="f">
               <v:imagedata r:id="rId11" o:title="Octicons-key"/>
               <o:lock v:ext="edit" aspectratio="f"/>
             </v:shape>
@@ -413,6 +412,9 @@
         <w:jc w:val="center"/>
       </w:pPr>
       <w:r>
+        <w:rPr>
+          <w:noProof/>
+        </w:rPr>
         <w:drawing>
           <wp:inline distT="0" distB="0" distL="0" distR="0" wp14:anchorId="1A5C9680" wp14:editId="43B42BAB">
             <wp:extent cx="2807688" cy="3090197"/>
@@ -466,27 +468,14 @@
       <w:r>
         <w:t xml:space="preserve">Figure </w:t>
       </w:r>
-      <w:r>
-        <w:fldChar w:fldCharType="begin"/>
-      </w:r>
-      <w:r>
-        <w:instrText xml:space="preserve"> SEQ Figure \* ARABIC </w:instrText>
-      </w:r>
-      <w:r>
-        <w:fldChar w:fldCharType="separate"/>
-      </w:r>
-      <w:r>
-        <w:rPr>
-          <w:noProof/>
-        </w:rPr>
-        <w:t>1</w:t>
-      </w:r>
-      <w:r>
-        <w:rPr>
-          <w:noProof/>
-        </w:rPr>
-        <w:fldChar w:fldCharType="end"/>
-      </w:r>
+      <w:fldSimple w:instr=" SEQ Figure \* ARABIC ">
+        <w:r>
+          <w:rPr>
+            <w:noProof/>
+          </w:rPr>
+          <w:t>1</w:t>
+        </w:r>
+      </w:fldSimple>
       <w:bookmarkEnd w:id="0"/>
       <w:r>
         <w:t xml:space="preserve"> Project Structure of a Maven-based Project</w:t>
@@ -503,27 +492,14 @@
         <w:lastRenderedPageBreak/>
         <w:t xml:space="preserve">Table </w:t>
       </w:r>
-      <w:r>
-        <w:fldChar w:fldCharType="begin"/>
-      </w:r>
-      <w:r>
-        <w:instrText xml:space="preserve"> SEQ Table \* ARABIC </w:instrText>
-      </w:r>
-      <w:r>
-        <w:fldChar w:fldCharType="separate"/>
-      </w:r>
-      <w:r>
-        <w:rPr>
-          <w:noProof/>
-        </w:rPr>
-        <w:t>1</w:t>
-      </w:r>
-      <w:r>
-        <w:rPr>
-          <w:noProof/>
-        </w:rPr>
-        <w:fldChar w:fldCharType="end"/>
-      </w:r>
+      <w:fldSimple w:instr=" SEQ Table \* ARABIC ">
+        <w:r>
+          <w:rPr>
+            <w:noProof/>
+          </w:rPr>
+          <w:t>1</w:t>
+        </w:r>
+      </w:fldSimple>
       <w:bookmarkEnd w:id="1"/>
       <w:r>
         <w:t xml:space="preserve"> Main Elements of a Maven-based Project</w:t>
@@ -596,6 +572,7 @@
             <w:tcW w:w="2093" w:type="dxa"/>
           </w:tcPr>
           <w:p>
+            <w:proofErr w:type="gramStart"/>
             <w:r>
               <w:rPr>
                 <w:b/>
@@ -603,6 +580,7 @@
               </w:rPr>
               <w:t>.idea</w:t>
             </w:r>
+            <w:proofErr w:type="gramEnd"/>
             <w:r>
               <w:t xml:space="preserve"> folder</w:t>
             </w:r>
@@ -799,7 +777,15 @@
               <w:t xml:space="preserve">This </w:t>
             </w:r>
             <w:r>
-              <w:t>package/folder contains any resources required for testing, in our case it contains a JSON file we will be using a little later.</w:t>
+              <w:t xml:space="preserve">package/folder contains any resources required for </w:t>
+            </w:r>
+            <w:proofErr w:type="gramStart"/>
+            <w:r>
+              <w:t>testing,</w:t>
+            </w:r>
+            <w:proofErr w:type="gramEnd"/>
+            <w:r>
+              <w:t xml:space="preserve"> in our case it contains a JSON file we will be using a little later.</w:t>
             </w:r>
           </w:p>
         </w:tc>
@@ -810,9 +796,11 @@
             <w:tcW w:w="2093" w:type="dxa"/>
           </w:tcPr>
           <w:p>
+            <w:proofErr w:type="gramStart"/>
             <w:r>
               <w:t>.gitignore</w:t>
             </w:r>
+            <w:proofErr w:type="gramEnd"/>
           </w:p>
         </w:tc>
         <w:tc>
@@ -1011,10 +999,7 @@
         <w:t xml:space="preserve"> </w:t>
       </w:r>
       <w:r>
-        <w:t xml:space="preserve"> </w:t>
-      </w:r>
-      <w:r>
-        <w:t>Some rules/expected logic is provided below:</w:t>
+        <w:t xml:space="preserve"> Some rules/expected logic is provided below:</w:t>
       </w:r>
     </w:p>
     <w:p>
@@ -1032,7 +1017,15 @@
         <w:t>f</w:t>
       </w:r>
       <w:r>
-        <w:t xml:space="preserve"> the user searches for a recipe that doesn’t exist, the method should return null (similar to the example we saw in the lecture).</w:t>
+        <w:t xml:space="preserve"> the user searches for a recipe that doesn’t exist, the method should return null (</w:t>
+      </w:r>
+      <w:proofErr w:type="gramStart"/>
+      <w:r>
+        <w:t>similar to</w:t>
+      </w:r>
+      <w:proofErr w:type="gramEnd"/>
+      <w:r>
+        <w:t xml:space="preserve"> the example we saw in the lecture).</w:t>
       </w:r>
     </w:p>
     <w:p>
@@ -1136,7 +1129,15 @@
         <w:t xml:space="preserve">program logic </w:t>
       </w:r>
       <w:r>
-        <w:t>– but try to write the tests before you take a peek!</w:t>
+        <w:t xml:space="preserve">– but try to write the tests before you </w:t>
+      </w:r>
+      <w:proofErr w:type="gramStart"/>
+      <w:r>
+        <w:t>take a peek</w:t>
+      </w:r>
+      <w:proofErr w:type="gramEnd"/>
+      <w:r>
+        <w:t>!</w:t>
       </w:r>
     </w:p>
     <w:p>
@@ -1151,29 +1152,17 @@
         <w:jc w:val="center"/>
       </w:pPr>
       <w:r>
+        <w:lastRenderedPageBreak/>
         <w:t xml:space="preserve">Table </w:t>
       </w:r>
-      <w:r>
-        <w:fldChar w:fldCharType="begin"/>
-      </w:r>
-      <w:r>
-        <w:instrText xml:space="preserve"> SEQ Table \* ARABIC </w:instrText>
-      </w:r>
-      <w:r>
-        <w:fldChar w:fldCharType="separate"/>
-      </w:r>
-      <w:r>
-        <w:rPr>
-          <w:noProof/>
-        </w:rPr>
-        <w:t>2</w:t>
-      </w:r>
-      <w:r>
-        <w:rPr>
-          <w:noProof/>
-        </w:rPr>
-        <w:fldChar w:fldCharType="end"/>
-      </w:r>
+      <w:fldSimple w:instr=" SEQ Table \* ARABIC ">
+        <w:r>
+          <w:rPr>
+            <w:noProof/>
+          </w:rPr>
+          <w:t>2</w:t>
+        </w:r>
+      </w:fldSimple>
       <w:r>
         <w:t xml:space="preserve"> Exercise 1 Task</w:t>
       </w:r>
@@ -1485,6 +1474,7 @@
         <w:t xml:space="preserve"> The external JSON file is named </w:t>
       </w:r>
       <w:proofErr w:type="spellStart"/>
+      <w:proofErr w:type="gramStart"/>
       <w:r>
         <w:rPr>
           <w:b/>
@@ -1493,6 +1483,7 @@
         <w:t>albums.json</w:t>
       </w:r>
       <w:proofErr w:type="spellEnd"/>
+      <w:proofErr w:type="gramEnd"/>
       <w:r>
         <w:t xml:space="preserve"> and contains JSON objects</w:t>
       </w:r>
@@ -1510,7 +1501,15 @@
         <w:pStyle w:val="H1Body"/>
       </w:pPr>
       <w:r>
-        <w:t>There are two classes, similar to the previous exercise:</w:t>
+        <w:t xml:space="preserve">There are two classes, </w:t>
+      </w:r>
+      <w:proofErr w:type="gramStart"/>
+      <w:r>
+        <w:t>similar to</w:t>
+      </w:r>
+      <w:proofErr w:type="gramEnd"/>
+      <w:r>
+        <w:t xml:space="preserve"> the previous exercise:</w:t>
       </w:r>
     </w:p>
     <w:p>
@@ -1570,7 +1569,15 @@
         <w:t>AlbumManager.java</w:t>
       </w:r>
       <w:r>
-        <w:t xml:space="preserve"> – This class is responsible for loading all of the albums from the </w:t>
+        <w:t xml:space="preserve"> – This class is responsible for loading </w:t>
+      </w:r>
+      <w:proofErr w:type="gramStart"/>
+      <w:r>
+        <w:t>all of</w:t>
+      </w:r>
+      <w:proofErr w:type="gramEnd"/>
+      <w:r>
+        <w:t xml:space="preserve"> the albums from the </w:t>
       </w:r>
       <w:proofErr w:type="spellStart"/>
       <w:r>
@@ -1645,7 +1652,31 @@
         <w:t xml:space="preserve">correctly return the </w:t>
       </w:r>
       <w:r>
-        <w:t>album with the title “Abbey Road”.</w:t>
+        <w:t>album with the title “Abbey Road</w:t>
+      </w:r>
+      <w:proofErr w:type="gramStart"/>
+      <w:r>
+        <w:t>”.</w:t>
+      </w:r>
+      <w:proofErr w:type="spellStart"/>
+      <w:r>
+        <w:t>azw</w:t>
+      </w:r>
+      <w:proofErr w:type="gramEnd"/>
+      <w:r>
+        <w:t>`zxcv</w:t>
+      </w:r>
+      <w:proofErr w:type="spellEnd"/>
+      <w:r>
+        <w:t>;/”|</w:t>
+      </w:r>
+      <w:r>
+        <w:br/>
+        <w:t>1234567890-</w:t>
+      </w:r>
+      <w:r>
+        <w:tab/>
+        <w:t>35</w:t>
       </w:r>
     </w:p>
     <w:p>
@@ -1742,7 +1773,11 @@
         <w:t xml:space="preserve"> test class. It is your job to complete their implementation</w:t>
       </w:r>
       <w:r>
-        <w:t xml:space="preserve"> by reading the test method name</w:t>
+        <w:t xml:space="preserve"> by </w:t>
+      </w:r>
+      <w:r>
+        <w:lastRenderedPageBreak/>
+        <w:t>reading the test method name</w:t>
       </w:r>
       <w:r>
         <w:t>. You will notice that Exercises 2.2-2.5 do not have</w:t>
@@ -1772,27 +1807,14 @@
       <w:r>
         <w:t xml:space="preserve">Table </w:t>
       </w:r>
-      <w:r>
-        <w:fldChar w:fldCharType="begin"/>
-      </w:r>
-      <w:r>
-        <w:instrText xml:space="preserve"> SEQ Table \* ARABIC </w:instrText>
-      </w:r>
-      <w:r>
-        <w:fldChar w:fldCharType="separate"/>
-      </w:r>
-      <w:r>
-        <w:rPr>
-          <w:noProof/>
-        </w:rPr>
-        <w:t>3</w:t>
-      </w:r>
-      <w:r>
-        <w:rPr>
-          <w:noProof/>
-        </w:rPr>
-        <w:fldChar w:fldCharType="end"/>
-      </w:r>
+      <w:fldSimple w:instr=" SEQ Table \* ARABIC ">
+        <w:r>
+          <w:rPr>
+            <w:noProof/>
+          </w:rPr>
+          <w:t>3</w:t>
+        </w:r>
+      </w:fldSimple>
       <w:bookmarkEnd w:id="2"/>
       <w:r>
         <w:t xml:space="preserve"> </w:t>
@@ -2109,7 +2131,15 @@
         <w:t xml:space="preserve"> to test the integration between our code and the JSON file</w:t>
       </w:r>
       <w:r>
-        <w:t xml:space="preserve">? If you take a look at the </w:t>
+        <w:t xml:space="preserve">? If you </w:t>
+      </w:r>
+      <w:proofErr w:type="gramStart"/>
+      <w:r>
+        <w:t>take a look</w:t>
+      </w:r>
+      <w:proofErr w:type="gramEnd"/>
+      <w:r>
+        <w:t xml:space="preserve"> at the </w:t>
       </w:r>
       <w:proofErr w:type="spellStart"/>
       <w:r>
@@ -2157,7 +2187,15 @@
         <w:t xml:space="preserve"> If you’re feeling adventurous you can attempt to fix any</w:t>
       </w:r>
       <w:r>
-        <w:t xml:space="preserve"> issues you have identified as a result of your tests failing</w:t>
+        <w:t xml:space="preserve"> issues you have identified </w:t>
+      </w:r>
+      <w:proofErr w:type="gramStart"/>
+      <w:r>
+        <w:t>as a result of</w:t>
+      </w:r>
+      <w:proofErr w:type="gramEnd"/>
+      <w:r>
+        <w:t xml:space="preserve"> your tests failing</w:t>
       </w:r>
       <w:r>
         <w:t>…</w:t>
@@ -2242,6 +2280,7 @@
         <w:pStyle w:val="Heading1"/>
       </w:pPr>
       <w:r>
+        <w:lastRenderedPageBreak/>
         <w:t>Appendix A – Known Bugs</w:t>
       </w:r>
     </w:p>
@@ -2262,7 +2301,15 @@
         <w:t>do not</w:t>
       </w:r>
       <w:r>
-        <w:t xml:space="preserve"> have the luxury of having a document outlining all of the undiscovered bugs in a system (unless the developers themselves have documented the bugs they are currently aware of at the time of passing the code to the testing team).</w:t>
+        <w:t xml:space="preserve"> have the luxury of having a document outlining </w:t>
+      </w:r>
+      <w:proofErr w:type="gramStart"/>
+      <w:r>
+        <w:t>all of</w:t>
+      </w:r>
+      <w:proofErr w:type="gramEnd"/>
+      <w:r>
+        <w:t xml:space="preserve"> the undiscovered bugs in a system (unless the developers themselves have documented the bugs they are currently aware of at the time of passing the code to the testing team).</w:t>
       </w:r>
     </w:p>
     <w:p>
@@ -2786,7 +2833,6 @@
         <w:docPartUnique/>
       </w:docPartObj>
     </w:sdtPr>
-    <w:sdtEndPr/>
     <w:sdtContent>
       <w:sdt>
         <w:sdtPr>
@@ -2796,7 +2842,6 @@
             <w:docPartUnique/>
           </w:docPartObj>
         </w:sdtPr>
-        <w:sdtEndPr/>
         <w:sdtContent>
           <w:p>
             <w:pPr>
@@ -2814,7 +2859,6 @@
                 <w:dataBinding w:prefixMappings="xmlns:ns0='http://purl.org/dc/elements/1.1/' xmlns:ns1='http://schemas.openxmlformats.org/package/2006/metadata/core-properties' " w:xpath="/ns1:coreProperties[1]/ns0:title[1]" w:storeItemID="{6C3C8BC8-F283-45AE-878A-BAB7291924A1}"/>
                 <w:text/>
               </w:sdtPr>
-              <w:sdtEndPr/>
               <w:sdtContent>
                 <w:r>
                   <w:t>Lab 4A – Intro to Integration Testing</w:t>
@@ -5463,7 +5507,7 @@
   <w:font w:name="Symbol">
     <w:panose1 w:val="05050102010706020507"/>
     <w:charset w:val="02"/>
-    <w:family w:val="roman"/>
+    <w:family w:val="decorative"/>
     <w:pitch w:val="variable"/>
     <w:sig w:usb0="00000000" w:usb1="10000000" w:usb2="00000000" w:usb3="00000000" w:csb0="80000000" w:csb1="00000000"/>
   </w:font>
@@ -5527,6 +5571,7 @@
     <w:rsid w:val="008168A7"/>
     <w:rsid w:val="00863F39"/>
     <w:rsid w:val="00897846"/>
+    <w:rsid w:val="008E3C00"/>
     <w:rsid w:val="00C12F46"/>
     <w:rsid w:val="00D57E5C"/>
   </w:rsids>
@@ -6298,10 +6343,6 @@
 </file>
 
 <file path=customXml/item1.xml><?xml version="1.0" encoding="utf-8"?>
-<b:Sources xmlns:b="http://schemas.openxmlformats.org/officeDocument/2006/bibliography" xmlns="http://schemas.openxmlformats.org/officeDocument/2006/bibliography" SelectedStyle="\APASixthEditionOfficeOnline.xsl" StyleName="APA" Version="6"/>
-</file>
-
-<file path=customXml/item2.xml><?xml version="1.0" encoding="utf-8"?>
 <p:properties xmlns:p="http://schemas.microsoft.com/office/2006/metadata/properties" xmlns:xsi="http://www.w3.org/2001/XMLSchema-instance" xmlns:pc="http://schemas.microsoft.com/office/infopath/2007/PartnerControls">
   <documentManagement>
     <TaxCatchAll xmlns="672baa17-facb-4c0b-bc29-1569e6c44c04" xsi:nil="true"/>
@@ -6312,7 +6353,20 @@
 </p:properties>
 </file>
 
+<file path=customXml/item2.xml><?xml version="1.0" encoding="utf-8"?>
+<b:Sources xmlns:b="http://schemas.openxmlformats.org/officeDocument/2006/bibliography" xmlns="http://schemas.openxmlformats.org/officeDocument/2006/bibliography" SelectedStyle="\APASixthEditionOfficeOnline.xsl" StyleName="APA" Version="6"/>
+</file>
+
 <file path=customXml/item3.xml><?xml version="1.0" encoding="utf-8"?>
+<?mso-contentType ?>
+<FormTemplates xmlns="http://schemas.microsoft.com/sharepoint/v3/contenttype/forms">
+  <Display>DocumentLibraryForm</Display>
+  <Edit>DocumentLibraryForm</Edit>
+  <New>DocumentLibraryForm</New>
+</FormTemplates>
+</file>
+
+<file path=customXml/item4.xml><?xml version="1.0" encoding="utf-8"?>
 <ct:contentTypeSchema xmlns:ct="http://schemas.microsoft.com/office/2006/metadata/contentType" xmlns:ma="http://schemas.microsoft.com/office/2006/metadata/properties/metaAttributes" ct:_="" ma:_="" ma:contentTypeName="Document" ma:contentTypeID="0x010100D2FD2C1895F40E4BA83736360F25857B" ma:contentTypeVersion="15" ma:contentTypeDescription="Create a new document." ma:contentTypeScope="" ma:versionID="ec5832ec1a77a99cd495cd6fb97530da">
   <xsd:schema xmlns:xsd="http://www.w3.org/2001/XMLSchema" xmlns:xs="http://www.w3.org/2001/XMLSchema" xmlns:p="http://schemas.microsoft.com/office/2006/metadata/properties" xmlns:ns2="728cebbb-7fa5-47b2-abac-67ce75316d80" xmlns:ns3="672baa17-facb-4c0b-bc29-1569e6c44c04" targetNamespace="http://schemas.microsoft.com/office/2006/metadata/properties" ma:root="true" ma:fieldsID="7a20055b22e19bb32d3d5cd4e777e993" ns2:_="" ns3:_="">
     <xsd:import namespace="728cebbb-7fa5-47b2-abac-67ce75316d80"/>
@@ -6549,24 +6603,7 @@
 </ct:contentTypeSchema>
 </file>
 
-<file path=customXml/item4.xml><?xml version="1.0" encoding="utf-8"?>
-<?mso-contentType ?>
-<FormTemplates xmlns="http://schemas.microsoft.com/sharepoint/v3/contenttype/forms">
-  <Display>DocumentLibraryForm</Display>
-  <Edit>DocumentLibraryForm</Edit>
-  <New>DocumentLibraryForm</New>
-</FormTemplates>
-</file>
-
 <file path=customXml/itemProps1.xml><?xml version="1.0" encoding="utf-8"?>
-<ds:datastoreItem xmlns:ds="http://schemas.openxmlformats.org/officeDocument/2006/customXml" ds:itemID="{3A3E307B-CEFA-48AD-B6FC-1D2929A46040}">
-  <ds:schemaRefs>
-    <ds:schemaRef ds:uri="http://schemas.openxmlformats.org/officeDocument/2006/bibliography"/>
-  </ds:schemaRefs>
-</ds:datastoreItem>
-</file>
-
-<file path=customXml/itemProps2.xml><?xml version="1.0" encoding="utf-8"?>
 <ds:datastoreItem xmlns:ds="http://schemas.openxmlformats.org/officeDocument/2006/customXml" ds:itemID="{6E1262AA-83CE-4641-885F-43537A46C5C6}">
   <ds:schemaRefs>
     <ds:schemaRef ds:uri="http://schemas.microsoft.com/office/2006/metadata/properties"/>
@@ -6577,7 +6614,23 @@
 </ds:datastoreItem>
 </file>
 
+<file path=customXml/itemProps2.xml><?xml version="1.0" encoding="utf-8"?>
+<ds:datastoreItem xmlns:ds="http://schemas.openxmlformats.org/officeDocument/2006/customXml" ds:itemID="{3A3E307B-CEFA-48AD-B6FC-1D2929A46040}">
+  <ds:schemaRefs>
+    <ds:schemaRef ds:uri="http://schemas.openxmlformats.org/officeDocument/2006/bibliography"/>
+  </ds:schemaRefs>
+</ds:datastoreItem>
+</file>
+
 <file path=customXml/itemProps3.xml><?xml version="1.0" encoding="utf-8"?>
+<ds:datastoreItem xmlns:ds="http://schemas.openxmlformats.org/officeDocument/2006/customXml" ds:itemID="{9AF2CA7F-6F1C-4D78-8D77-8AFDC26D4889}">
+  <ds:schemaRefs>
+    <ds:schemaRef ds:uri="http://schemas.microsoft.com/sharepoint/v3/contenttype/forms"/>
+  </ds:schemaRefs>
+</ds:datastoreItem>
+</file>
+
+<file path=customXml/itemProps4.xml><?xml version="1.0" encoding="utf-8"?>
 <ds:datastoreItem xmlns:ds="http://schemas.openxmlformats.org/officeDocument/2006/customXml" ds:itemID="{E1BC4E10-7E0E-4029-A0CE-92A5F831669E}">
   <ds:schemaRefs>
     <ds:schemaRef ds:uri="http://schemas.microsoft.com/office/2006/metadata/contentType"/>
@@ -6594,12 +6647,4 @@
     <ds:schemaRef ds:uri="http://schemas.microsoft.com/internal/obd"/>
   </ds:schemaRefs>
 </ds:datastoreItem>
-</file>
-
-<file path=customXml/itemProps4.xml><?xml version="1.0" encoding="utf-8"?>
-<ds:datastoreItem xmlns:ds="http://schemas.openxmlformats.org/officeDocument/2006/customXml" ds:itemID="{9AF2CA7F-6F1C-4D78-8D77-8AFDC26D4889}">
-  <ds:schemaRefs>
-    <ds:schemaRef ds:uri="http://schemas.microsoft.com/sharepoint/v3/contenttype/forms"/>
-  </ds:schemaRefs>
-</ds:datastoreItem>
 </file>